--- a/РВиП/практики/Практика 3.docx
+++ b/РВиП/практики/Практика 3.docx
@@ -1244,7 +1244,25 @@
           <w:szCs w:val="28"/>
           <w:lang w:eastAsia="en-US"/>
         </w:rPr>
-        <w:t>Для создания сервера используйте:</w:t>
+        <w:t xml:space="preserve">Для создания сервера </w:t>
+      </w:r>
+      <w:r>
+        <w:rPr>
+          <w:rFonts w:ascii="Times New Roman" w:eastAsiaTheme="minorHAnsi" w:hAnsi="Times New Roman" w:cs="Times New Roman"/>
+          <w:sz w:val="28"/>
+          <w:szCs w:val="28"/>
+          <w:lang w:eastAsia="en-US"/>
+        </w:rPr>
+        <w:t>можете использовать</w:t>
+      </w:r>
+      <w:r>
+        <w:rPr>
+          <w:rFonts w:ascii="Times New Roman" w:eastAsiaTheme="minorHAnsi" w:hAnsi="Times New Roman" w:cs="Times New Roman"/>
+          <w:sz w:val="28"/>
+          <w:szCs w:val="28"/>
+          <w:lang w:eastAsia="en-US"/>
+        </w:rPr>
+        <w:t>:</w:t>
       </w:r>
     </w:p>
     <w:p>
@@ -1256,7 +1274,7 @@
           <w:rFonts w:ascii="Courier New" w:eastAsiaTheme="minorHAnsi" w:hAnsi="Courier New" w:cs="Courier New"/>
           <w:sz w:val="28"/>
           <w:szCs w:val="28"/>
-          <w:lang w:eastAsia="en-US"/>
+          <w:lang w:val="en-US" w:eastAsia="en-US"/>
         </w:rPr>
       </w:pPr>
       <w:r>
@@ -1273,7 +1291,7 @@
           <w:rFonts w:ascii="Courier New" w:eastAsiaTheme="minorHAnsi" w:hAnsi="Courier New" w:cs="Courier New"/>
           <w:sz w:val="28"/>
           <w:szCs w:val="28"/>
-          <w:lang w:eastAsia="en-US"/>
+          <w:lang w:val="en-US" w:eastAsia="en-US"/>
         </w:rPr>
         <w:t xml:space="preserve"> </w:t>
       </w:r>
@@ -1287,13 +1305,12 @@
         </w:rPr>
         <w:t>xmlrpc</w:t>
       </w:r>
-      <w:proofErr w:type="spellEnd"/>
-      <w:r>
-        <w:rPr>
-          <w:rFonts w:ascii="Courier New" w:eastAsiaTheme="minorHAnsi" w:hAnsi="Courier New" w:cs="Courier New"/>
-          <w:sz w:val="28"/>
-          <w:szCs w:val="28"/>
-          <w:lang w:eastAsia="en-US"/>
+      <w:r>
+        <w:rPr>
+          <w:rFonts w:ascii="Courier New" w:eastAsiaTheme="minorHAnsi" w:hAnsi="Courier New" w:cs="Courier New"/>
+          <w:sz w:val="28"/>
+          <w:szCs w:val="28"/>
+          <w:lang w:val="en-US" w:eastAsia="en-US"/>
         </w:rPr>
         <w:t>.</w:t>
       </w:r>
@@ -1306,12 +1323,13 @@
         </w:rPr>
         <w:t>server</w:t>
       </w:r>
-      <w:r>
-        <w:rPr>
-          <w:rFonts w:ascii="Courier New" w:eastAsiaTheme="minorHAnsi" w:hAnsi="Courier New" w:cs="Courier New"/>
-          <w:sz w:val="28"/>
-          <w:szCs w:val="28"/>
-          <w:lang w:eastAsia="en-US"/>
+      <w:proofErr w:type="spellEnd"/>
+      <w:r>
+        <w:rPr>
+          <w:rFonts w:ascii="Courier New" w:eastAsiaTheme="minorHAnsi" w:hAnsi="Courier New" w:cs="Courier New"/>
+          <w:sz w:val="28"/>
+          <w:szCs w:val="28"/>
+          <w:lang w:val="en-US" w:eastAsia="en-US"/>
         </w:rPr>
         <w:t xml:space="preserve"> </w:t>
       </w:r>
@@ -1329,7 +1347,7 @@
           <w:rFonts w:ascii="Courier New" w:eastAsiaTheme="minorHAnsi" w:hAnsi="Courier New" w:cs="Courier New"/>
           <w:sz w:val="28"/>
           <w:szCs w:val="28"/>
-          <w:lang w:eastAsia="en-US"/>
+          <w:lang w:val="en-US" w:eastAsia="en-US"/>
         </w:rPr>
         <w:t xml:space="preserve"> </w:t>
       </w:r>
@@ -1597,7 +1615,25 @@
           <w:szCs w:val="28"/>
           <w:lang w:eastAsia="en-US"/>
         </w:rPr>
-        <w:t xml:space="preserve">интеграции. На диаграмме отразите три отдельных сценария — по одному для каждой функции из Задания 2 (определение широковещательного адреса, проверка подсети, получение списка хостов): </w:t>
+        <w:t>интеграции. На диаграмме отразите три отдельных сценария — п</w:t>
+      </w:r>
+      <w:r>
+        <w:rPr>
+          <w:rFonts w:ascii="Times New Roman" w:eastAsiaTheme="minorHAnsi" w:hAnsi="Times New Roman" w:cs="Times New Roman"/>
+          <w:sz w:val="28"/>
+          <w:szCs w:val="28"/>
+          <w:lang w:eastAsia="en-US"/>
+        </w:rPr>
+        <w:t>о одному для каждой функции из задания</w:t>
+      </w:r>
+      <w:r>
+        <w:rPr>
+          <w:rFonts w:ascii="Times New Roman" w:eastAsiaTheme="minorHAnsi" w:hAnsi="Times New Roman" w:cs="Times New Roman"/>
+          <w:sz w:val="28"/>
+          <w:szCs w:val="28"/>
+          <w:lang w:eastAsia="en-US"/>
+        </w:rPr>
+        <w:t xml:space="preserve"> (определение широковещательного адреса, проверка подсети, получение списка хостов): </w:t>
       </w:r>
       <w:r>
         <w:rPr>
